--- a/Reporting/src/General/GeneralReport.docx
+++ b/Reporting/src/General/GeneralReport.docx
@@ -44,6 +44,7 @@
             <w:dataBinding w:prefixMappings="xmlns:ns0='urn:microsoft-dynamics-nav/reports/MNB_General_Report/50102/'" w:xpath="/ns0:NavWordReportXmlPart[1]/ns0:MainHeader[1]/ns0:HeaderLabel1Lbl[1]" w:storeItemID="{6BAF0F28-0D83-4409-B9DF-D73788EC107B}"/>
             <w:text/>
           </w:sdtPr>
+          <w:sdtEndPr/>
           <w:sdtContent>
             <w:tc>
               <w:tcPr>
@@ -80,6 +81,7 @@
             <w:dataBinding w:prefixMappings="xmlns:ns0='urn:microsoft-dynamics-nav/reports/MNB_General_Report/50102/'" w:xpath="/ns0:NavWordReportXmlPart[1]/ns0:MainHeader[1]/ns0:Header1Value[1]" w:storeItemID="{6BAF0F28-0D83-4409-B9DF-D73788EC107B}"/>
             <w:text/>
           </w:sdtPr>
+          <w:sdtEndPr/>
           <w:sdtContent>
             <w:tc>
               <w:tcPr>
@@ -115,6 +117,7 @@
             <w:dataBinding w:prefixMappings="xmlns:ns0='urn:microsoft-dynamics-nav/reports/MNB_General_Report/50102/'" w:xpath="/ns0:NavWordReportXmlPart[1]/ns0:MainHeader[1]/ns0:Number[1]" w:storeItemID="{6BAF0F28-0D83-4409-B9DF-D73788EC107B}"/>
             <w:text/>
           </w:sdtPr>
+          <w:sdtEndPr/>
           <w:sdtContent>
             <w:tc>
               <w:tcPr>
@@ -152,6 +155,7 @@
             <w:dataBinding w:prefixMappings="xmlns:ns0='urn:microsoft-dynamics-nav/reports/MNB_General_Report/50102/'" w:xpath="/ns0:NavWordReportXmlPart[1]/ns0:MainHeader[1]/ns0:HeaderLabel2Lbl[1]" w:storeItemID="{6BAF0F28-0D83-4409-B9DF-D73788EC107B}"/>
             <w:text/>
           </w:sdtPr>
+          <w:sdtEndPr/>
           <w:sdtContent>
             <w:tc>
               <w:tcPr>
@@ -188,6 +192,7 @@
             <w:dataBinding w:prefixMappings="xmlns:ns0='urn:microsoft-dynamics-nav/reports/MNB_General_Report/50102/'" w:xpath="/ns0:NavWordReportXmlPart[1]/ns0:MainHeader[1]/ns0:Header2Value[1]" w:storeItemID="{6BAF0F28-0D83-4409-B9DF-D73788EC107B}"/>
             <w:text/>
           </w:sdtPr>
+          <w:sdtEndPr/>
           <w:sdtContent>
             <w:tc>
               <w:tcPr>
@@ -237,6 +242,7 @@
             <w:dataBinding w:prefixMappings="xmlns:ns0='urn:microsoft-dynamics-nav/reports/MNB_General_Report/50102/'" w:xpath="/ns0:NavWordReportXmlPart[1]/ns0:MainHeader[1]/ns0:HeaderLabel3Lbl[1]" w:storeItemID="{6BAF0F28-0D83-4409-B9DF-D73788EC107B}"/>
             <w:text/>
           </w:sdtPr>
+          <w:sdtEndPr/>
           <w:sdtContent>
             <w:tc>
               <w:tcPr>
@@ -273,6 +279,7 @@
             <w:dataBinding w:prefixMappings="xmlns:ns0='urn:microsoft-dynamics-nav/reports/MNB_General_Report/50102/'" w:xpath="/ns0:NavWordReportXmlPart[1]/ns0:MainHeader[1]/ns0:Header3Value[1]" w:storeItemID="{6BAF0F28-0D83-4409-B9DF-D73788EC107B}"/>
             <w:text/>
           </w:sdtPr>
+          <w:sdtEndPr/>
           <w:sdtContent>
             <w:tc>
               <w:tcPr>
@@ -299,15 +306,16 @@
             <w:rPr>
               <w:rFonts w:ascii="IDAutomationHC39M" w:hAnsi="IDAutomationHC39M" w:cs="Calibri"/>
             </w:rPr>
+            <w:alias w:val="#Nav: /MainHeader/HeaderBarcode"/>
+            <w:tag w:val="#Nav: MNB_General_Report/50102"/>
             <w:id w:val="29154323"/>
             <w:placeholder>
               <w:docPart w:val="DefaultPlaceholder_-1854013440"/>
             </w:placeholder>
             <w:dataBinding w:prefixMappings="xmlns:ns0='urn:microsoft-dynamics-nav/reports/MNB_General_Report/50102/'" w:xpath="/ns0:NavWordReportXmlPart[1]/ns0:MainHeader[1]/ns0:HeaderBarcode[1]" w:storeItemID="{6BAF0F28-0D83-4409-B9DF-D73788EC107B}"/>
             <w:text/>
-            <w:alias w:val="#Nav: /MainHeader/HeaderBarcode"/>
-            <w:tag w:val="#Nav: MNB_General_Report/50102"/>
           </w:sdtPr>
+          <w:sdtEndPr/>
           <w:sdtContent>
             <w:tc>
               <w:tcPr>
@@ -385,6 +393,7 @@
             <w:dataBinding w:prefixMappings="xmlns:ns0='urn:microsoft-dynamics-nav/reports/MNB_General_Report/50102/'" w:xpath="/ns0:NavWordReportXmlPart[1]/ns0:Labels[1]/ns0:Label1Lbl[1]" w:storeItemID="{6BAF0F28-0D83-4409-B9DF-D73788EC107B}"/>
             <w:text/>
           </w:sdtPr>
+          <w:sdtEndPr/>
           <w:sdtContent>
             <w:tc>
               <w:tcPr>
@@ -420,6 +429,7 @@
             <w:dataBinding w:prefixMappings="xmlns:ns0='urn:microsoft-dynamics-nav/reports/MNB_General_Report/50102/'" w:xpath="/ns0:NavWordReportXmlPart[1]/ns0:Labels[1]/ns0:Label2Lbl[1]" w:storeItemID="{6BAF0F28-0D83-4409-B9DF-D73788EC107B}"/>
             <w:text/>
           </w:sdtPr>
+          <w:sdtEndPr/>
           <w:sdtContent>
             <w:tc>
               <w:tcPr>
@@ -455,6 +465,7 @@
             <w:dataBinding w:prefixMappings="xmlns:ns0='urn:microsoft-dynamics-nav/reports/MNB_General_Report/50102/'" w:xpath="/ns0:NavWordReportXmlPart[1]/ns0:Labels[1]/ns0:Label3Lbl[1]" w:storeItemID="{6BAF0F28-0D83-4409-B9DF-D73788EC107B}"/>
             <w:text/>
           </w:sdtPr>
+          <w:sdtEndPr/>
           <w:sdtContent>
             <w:tc>
               <w:tcPr>
@@ -621,7 +632,7 @@
           <w:alias w:val="#Nav: /MainHeader/LinesOnHeader"/>
           <w:tag w:val="#Nav: MNB_General_Report/50102"/>
           <w:id w:val="983274579"/>
-          <w15:dataBinding w:prefixMappings="xmlns:ns0='urn:microsoft-dynamics-nav/reports/MNB_General_Report/50102/'" w:xpath="/ns0:NavWordReportXmlPart[1]/ns0:MainHeader[1]/ns0:LinesOnHeader" w:storeItemID="{6BAF0F28-0D83-4409-B9DF-D73788EC107B}"/>
+          <w15:dataBinding w:prefixMappings="xmlns:ns0='urn:microsoft-dynamics-nav/reports/MNB_General_Report/50102/' " w:xpath="/ns0:NavWordReportXmlPart[1]/ns0:MainHeader[1]/ns0:LinesOnHeader" w:storeItemID="{6BAF0F28-0D83-4409-B9DF-D73788EC107B}"/>
           <w15:repeatingSection/>
         </w:sdtPr>
         <w:sdtEndPr>
@@ -694,6 +705,7 @@
                     <w:dataBinding w:prefixMappings="xmlns:ns0='urn:microsoft-dynamics-nav/reports/MNB_General_Report/50102/'" w:xpath="/ns0:NavWordReportXmlPart[1]/ns0:MainHeader[1]/ns0:LinesOnHeader[1]/ns0:LineLabel1Lbl[1]" w:storeItemID="{6BAF0F28-0D83-4409-B9DF-D73788EC107B}"/>
                     <w:text/>
                   </w:sdtPr>
+                  <w:sdtEndPr/>
                   <w:sdtContent>
                     <w:tc>
                       <w:tcPr>
@@ -739,6 +751,7 @@
                     <w:dataBinding w:prefixMappings="xmlns:ns0='urn:microsoft-dynamics-nav/reports/MNB_General_Report/50102/'" w:xpath="/ns0:NavWordReportXmlPart[1]/ns0:MainHeader[1]/ns0:LinesOnHeader[1]/ns0:LineLabel2Lbl[1]" w:storeItemID="{6BAF0F28-0D83-4409-B9DF-D73788EC107B}"/>
                     <w:text/>
                   </w:sdtPr>
+                  <w:sdtEndPr/>
                   <w:sdtContent>
                     <w:tc>
                       <w:tcPr>
@@ -784,6 +797,7 @@
                     <w:dataBinding w:prefixMappings="xmlns:ns0='urn:microsoft-dynamics-nav/reports/MNB_General_Report/50102/'" w:xpath="/ns0:NavWordReportXmlPart[1]/ns0:MainHeader[1]/ns0:LinesOnHeader[1]/ns0:LineLabel3Lbl[1]" w:storeItemID="{6BAF0F28-0D83-4409-B9DF-D73788EC107B}"/>
                     <w:text/>
                   </w:sdtPr>
+                  <w:sdtEndPr/>
                   <w:sdtContent>
                     <w:tc>
                       <w:tcPr>
@@ -830,6 +844,7 @@
                     <w:dataBinding w:prefixMappings="xmlns:ns0='urn:microsoft-dynamics-nav/reports/MNB_General_Report/50102/'" w:xpath="/ns0:NavWordReportXmlPart[1]/ns0:MainHeader[1]/ns0:LinesOnHeader[1]/ns0:LineLabel4Lbl[1]" w:storeItemID="{6BAF0F28-0D83-4409-B9DF-D73788EC107B}"/>
                     <w:text/>
                   </w:sdtPr>
+                  <w:sdtEndPr/>
                   <w:sdtContent>
                     <w:tc>
                       <w:tcPr>
@@ -875,6 +890,7 @@
                     <w:dataBinding w:prefixMappings="xmlns:ns0='urn:microsoft-dynamics-nav/reports/MNB_General_Report/50102/'" w:xpath="/ns0:NavWordReportXmlPart[1]/ns0:MainHeader[1]/ns0:LinesOnHeader[1]/ns0:LineLabel5Lbl[1]" w:storeItemID="{6BAF0F28-0D83-4409-B9DF-D73788EC107B}"/>
                     <w:text/>
                   </w:sdtPr>
+                  <w:sdtEndPr/>
                   <w:sdtContent>
                     <w:tc>
                       <w:tcPr>
@@ -1029,9 +1045,10 @@
                   <w:alias w:val="#Nav: /MainHeader/LinesOnHeader/LineDetails"/>
                   <w:tag w:val="#Nav: MNB_General_Report/50102"/>
                   <w:id w:val="-776863112"/>
-                  <w15:dataBinding w:prefixMappings="xmlns:ns0='urn:microsoft-dynamics-nav/reports/MNB_General_Report/50102/'" w:xpath="/ns0:NavWordReportXmlPart[1]/ns0:MainHeader[1]/ns0:LinesOnHeader[1]/ns0:LineDetails" w:storeItemID="{6BAF0F28-0D83-4409-B9DF-D73788EC107B}"/>
+                  <w15:dataBinding w:prefixMappings="xmlns:ns0='urn:microsoft-dynamics-nav/reports/MNB_General_Report/50102/' " w:xpath="/ns0:NavWordReportXmlPart[1]/ns0:MainHeader[1]/ns0:LinesOnHeader[1]/ns0:LineDetails" w:storeItemID="{6BAF0F28-0D83-4409-B9DF-D73788EC107B}"/>
                   <w15:repeatingSection/>
                 </w:sdtPr>
+                <w:sdtEndPr/>
                 <w:sdtContent>
                   <w:sdt>
                     <w:sdtPr>
@@ -1044,6 +1061,7 @@
                       </w:placeholder>
                       <w15:repeatingSectionItem/>
                     </w:sdtPr>
+                    <w:sdtEndPr/>
                     <w:sdtContent>
                       <w:tr>
                         <w:trPr>
@@ -1063,6 +1081,7 @@
                             <w:dataBinding w:prefixMappings="xmlns:ns0='urn:microsoft-dynamics-nav/reports/MNB_General_Report/50102/'" w:xpath="/ns0:NavWordReportXmlPart[1]/ns0:MainHeader[1]/ns0:LinesOnHeader[1]/ns0:LineDetails[1]/ns0:LineNumber[1]" w:storeItemID="{6BAF0F28-0D83-4409-B9DF-D73788EC107B}"/>
                             <w:text/>
                           </w:sdtPr>
+                          <w:sdtEndPr/>
                           <w:sdtContent>
                             <w:tc>
                               <w:tcPr>
@@ -1101,6 +1120,7 @@
                             <w:dataBinding w:prefixMappings="xmlns:ns0='urn:microsoft-dynamics-nav/reports/MNB_General_Report/50102/'" w:xpath="/ns0:NavWordReportXmlPart[1]/ns0:MainHeader[1]/ns0:LinesOnHeader[1]/ns0:LineDetails[1]/ns0:LineDetailValue1[1]" w:storeItemID="{6BAF0F28-0D83-4409-B9DF-D73788EC107B}"/>
                             <w:text/>
                           </w:sdtPr>
+                          <w:sdtEndPr/>
                           <w:sdtContent>
                             <w:tc>
                               <w:tcPr>
@@ -1137,6 +1157,7 @@
                             <w:dataBinding w:prefixMappings="xmlns:ns0='urn:microsoft-dynamics-nav/reports/MNB_General_Report/50102/'" w:xpath="/ns0:NavWordReportXmlPart[1]/ns0:MainHeader[1]/ns0:LinesOnHeader[1]/ns0:LineDetails[1]/ns0:LineDetailValue2[1]" w:storeItemID="{6BAF0F28-0D83-4409-B9DF-D73788EC107B}"/>
                             <w:text/>
                           </w:sdtPr>
+                          <w:sdtEndPr/>
                           <w:sdtContent>
                             <w:tc>
                               <w:tcPr>
@@ -1173,6 +1194,7 @@
                             <w:dataBinding w:prefixMappings="xmlns:ns0='urn:microsoft-dynamics-nav/reports/MNB_General_Report/50102/'" w:xpath="/ns0:NavWordReportXmlPart[1]/ns0:MainHeader[1]/ns0:LinesOnHeader[1]/ns0:LineDetails[1]/ns0:LineDetailValue3[1]" w:storeItemID="{6BAF0F28-0D83-4409-B9DF-D73788EC107B}"/>
                             <w:text/>
                           </w:sdtPr>
+                          <w:sdtEndPr/>
                           <w:sdtContent>
                             <w:tc>
                               <w:tcPr>
@@ -1210,6 +1232,7 @@
                             <w:dataBinding w:prefixMappings="xmlns:ns0='urn:microsoft-dynamics-nav/reports/MNB_General_Report/50102/'" w:xpath="/ns0:NavWordReportXmlPart[1]/ns0:MainHeader[1]/ns0:LinesOnHeader[1]/ns0:LineDetails[1]/ns0:LineDetailValue4[1]" w:storeItemID="{6BAF0F28-0D83-4409-B9DF-D73788EC107B}"/>
                             <w:text/>
                           </w:sdtPr>
+                          <w:sdtEndPr/>
                           <w:sdtContent>
                             <w:tc>
                               <w:tcPr>
@@ -1255,9 +1278,10 @@
                           <w:alias w:val="#Nav: /MainHeader/LinesOnHeader/LineDetails/LineSpecificationHeader/LineSpecificationDetails"/>
                           <w:tag w:val="#Nav: MNB_General_Report/50102"/>
                           <w:id w:val="-551773705"/>
-                          <w15:dataBinding w:prefixMappings="xmlns:ns0='urn:microsoft-dynamics-nav/reports/MNB_General_Report/50102/'" w:xpath="/ns0:NavWordReportXmlPart[1]/ns0:MainHeader[1]/ns0:LinesOnHeader[1]/ns0:LineDetails[1]/ns0:LineSpecificationHeader[1]/ns0:LineSpecificationDetails" w:storeItemID="{6BAF0F28-0D83-4409-B9DF-D73788EC107B}"/>
+                          <w15:dataBinding w:prefixMappings="xmlns:ns0='urn:microsoft-dynamics-nav/reports/MNB_General_Report/50102/' " w:xpath="/ns0:NavWordReportXmlPart[1]/ns0:MainHeader[1]/ns0:LinesOnHeader[1]/ns0:LineDetails[1]/ns0:LineSpecificationHeader[1]/ns0:LineSpecificationDetails" w:storeItemID="{6BAF0F28-0D83-4409-B9DF-D73788EC107B}"/>
                           <w15:repeatingSection/>
                         </w:sdtPr>
+                        <w:sdtEndPr/>
                         <w:sdtContent>
                           <w:sdt>
                             <w:sdtPr>
@@ -1270,6 +1294,7 @@
                               </w:placeholder>
                               <w15:repeatingSectionItem/>
                             </w:sdtPr>
+                            <w:sdtEndPr/>
                             <w:sdtContent>
                               <w:tr>
                                 <w:trPr>
@@ -1302,6 +1327,7 @@
                                     <w:dataBinding w:prefixMappings="xmlns:ns0='urn:microsoft-dynamics-nav/reports/MNB_General_Report/50102/'" w:xpath="/ns0:NavWordReportXmlPart[1]/ns0:MainHeader[1]/ns0:LinesOnHeader[1]/ns0:LineDetails[1]/ns0:LineSpecificationHeader[1]/ns0:LineSpecificationDetails[1]/ns0:LineSpecificationDetailNumber[1]" w:storeItemID="{6BAF0F28-0D83-4409-B9DF-D73788EC107B}"/>
                                     <w:text/>
                                   </w:sdtPr>
+                                  <w:sdtEndPr/>
                                   <w:sdtContent>
                                     <w:tc>
                                       <w:tcPr>
@@ -1340,6 +1366,7 @@
                                     <w:dataBinding w:prefixMappings="xmlns:ns0='urn:microsoft-dynamics-nav/reports/MNB_General_Report/50102/'" w:xpath="/ns0:NavWordReportXmlPart[1]/ns0:MainHeader[1]/ns0:LinesOnHeader[1]/ns0:LineDetails[1]/ns0:LineSpecificationHeader[1]/ns0:LineSpecificationDetails[1]/ns0:LineSpecificationDetailValue1[1]" w:storeItemID="{6BAF0F28-0D83-4409-B9DF-D73788EC107B}"/>
                                     <w:text/>
                                   </w:sdtPr>
+                                  <w:sdtEndPr/>
                                   <w:sdtContent>
                                     <w:tc>
                                       <w:tcPr>
@@ -1377,6 +1404,7 @@
                                     <w:dataBinding w:prefixMappings="xmlns:ns0='urn:microsoft-dynamics-nav/reports/MNB_General_Report/50102/'" w:xpath="/ns0:NavWordReportXmlPart[1]/ns0:MainHeader[1]/ns0:LinesOnHeader[1]/ns0:LineDetails[1]/ns0:LineSpecificationHeader[1]/ns0:LineSpecificationDetails[1]/ns0:LineSpecificationDetailValue2[1]" w:storeItemID="{6BAF0F28-0D83-4409-B9DF-D73788EC107B}"/>
                                     <w:text/>
                                   </w:sdtPr>
+                                  <w:sdtEndPr/>
                                   <w:sdtContent>
                                     <w:tc>
                                       <w:tcPr>
@@ -1642,6 +1670,7 @@
           <w:dataBinding w:prefixMappings="xmlns:ns0='urn:microsoft-dynamics-nav/reports/MNB_General_Report/50102/'" w:xpath="/ns0:NavWordReportXmlPart[1]/ns0:BCReportInformation[1]/ns0:ReportRequest[1]/ns0:CompanyName[1]" w:storeItemID="{6BAF0F28-0D83-4409-B9DF-D73788EC107B}"/>
           <w:text/>
         </w:sdtPr>
+        <w:sdtEndPr/>
         <w:sdtContent>
           <w:tc>
             <w:tcPr>
@@ -1678,6 +1707,7 @@
           <w:dataBinding w:prefixMappings="xmlns:ns0='urn:microsoft-dynamics-nav/reports/MNB_General_Report/50102/'" w:xpath="/ns0:NavWordReportXmlPart[1]/ns0:BCReportInformation[1]/ns0:ReportRequest[1]/ns0:DateTimeValues[1]/ns0:DayNumber[1]" w:storeItemID="{6BAF0F28-0D83-4409-B9DF-D73788EC107B}"/>
           <w:text/>
         </w:sdtPr>
+        <w:sdtEndPr/>
         <w:sdtContent>
           <w:tc>
             <w:tcPr>
@@ -1714,6 +1744,7 @@
           <w:dataBinding w:prefixMappings="xmlns:ns0='urn:microsoft-dynamics-nav/reports/MNB_General_Report/50102/'" w:xpath="/ns0:NavWordReportXmlPart[1]/ns0:MainHeader[1]/ns0:DateNotFormatted[1]" w:storeItemID="{6BAF0F28-0D83-4409-B9DF-D73788EC107B}"/>
           <w:text/>
         </w:sdtPr>
+        <w:sdtEndPr/>
         <w:sdtContent>
           <w:tc>
             <w:tcPr>
@@ -1755,6 +1786,7 @@
           <w:dataBinding w:prefixMappings="xmlns:ns0='urn:microsoft-dynamics-nav/reports/MNB_General_Report/50102/'" w:xpath="/ns0:NavWordReportXmlPart[1]/ns0:BCReportInformation[1]/ns0:ReportRequest[1]/ns0:UserName[1]" w:storeItemID="{6BAF0F28-0D83-4409-B9DF-D73788EC107B}"/>
           <w:text/>
         </w:sdtPr>
+        <w:sdtEndPr/>
         <w:sdtContent>
           <w:tc>
             <w:tcPr>
@@ -1793,6 +1825,7 @@
           <w:dataBinding w:prefixMappings="xmlns:ns0='urn:microsoft-dynamics-nav/reports/MNB_General_Report/50102/'" w:xpath="/ns0:NavWordReportXmlPart[1]/ns0:BCReportInformation[1]/ns0:ReportRequest[1]/ns0:DateTimeValues[1]/ns0:MonthNumber[1]" w:storeItemID="{6BAF0F28-0D83-4409-B9DF-D73788EC107B}"/>
           <w:text/>
         </w:sdtPr>
+        <w:sdtEndPr/>
         <w:sdtContent>
           <w:tc>
             <w:tcPr>
@@ -1829,6 +1862,7 @@
           <w:dataBinding w:prefixMappings="xmlns:ns0='urn:microsoft-dynamics-nav/reports/MNB_General_Report/50102/'" w:xpath="/ns0:NavWordReportXmlPart[1]/ns0:MainHeader[1]/ns0:DateFormattedGeneral[1]" w:storeItemID="{6BAF0F28-0D83-4409-B9DF-D73788EC107B}"/>
           <w:text/>
         </w:sdtPr>
+        <w:sdtEndPr/>
         <w:sdtContent>
           <w:tc>
             <w:tcPr>
@@ -1870,6 +1904,7 @@
           <w:dataBinding w:prefixMappings="xmlns:ns0='urn:microsoft-dynamics-nav/reports/MNB_General_Report/50102/'" w:xpath="/ns0:NavWordReportXmlPart[1]/ns0:BCReportInformation[1]/ns0:ReportRequest[1]/ns0:DateAndTime[1]" w:storeItemID="{6BAF0F28-0D83-4409-B9DF-D73788EC107B}"/>
           <w:text/>
         </w:sdtPr>
+        <w:sdtEndPr/>
         <w:sdtContent>
           <w:tc>
             <w:tcPr>
@@ -1914,6 +1949,7 @@
           <w:dataBinding w:prefixMappings="xmlns:ns0='urn:microsoft-dynamics-nav/reports/MNB_General_Report/50102/'" w:xpath="/ns0:NavWordReportXmlPart[1]/ns0:BCReportInformation[1]/ns0:ReportRequest[1]/ns0:DateTimeValues[1]/ns0:Year[1]" w:storeItemID="{6BAF0F28-0D83-4409-B9DF-D73788EC107B}"/>
           <w:text/>
         </w:sdtPr>
+        <w:sdtEndPr/>
         <w:sdtContent>
           <w:tc>
             <w:tcPr>
@@ -1950,6 +1986,7 @@
           <w:dataBinding w:prefixMappings="xmlns:ns0='urn:microsoft-dynamics-nav/reports/MNB_General_Report/50102/'" w:xpath="/ns0:NavWordReportXmlPart[1]/ns0:MainHeader[1]/ns0:DateFormattedSpecific[1]" w:storeItemID="{6BAF0F28-0D83-4409-B9DF-D73788EC107B}"/>
           <w:text/>
         </w:sdtPr>
+        <w:sdtEndPr/>
         <w:sdtContent>
           <w:tc>
             <w:tcPr>
@@ -1991,6 +2028,7 @@
           <w:dataBinding w:prefixMappings="xmlns:ns0='urn:microsoft-dynamics-nav/reports/MNB_General_Report/50102/'" w:xpath="/ns0:NavWordReportXmlPart[1]/ns0:MainHeader[1]/ns0:Number[1]" w:storeItemID="{6BAF0F28-0D83-4409-B9DF-D73788EC107B}"/>
           <w:text/>
         </w:sdtPr>
+        <w:sdtEndPr/>
         <w:sdtContent>
           <w:tc>
             <w:tcPr>
@@ -2040,6 +2078,7 @@
           <w:dataBinding w:prefixMappings="xmlns:ns0='urn:microsoft-dynamics-nav/reports/MNB_General_Report/50102/'" w:xpath="/ns0:NavWordReportXmlPart[1]/ns0:MainHeader[1]/ns0:HeaderLabel1Lbl[1]" w:storeItemID="{6BAF0F28-0D83-4409-B9DF-D73788EC107B}"/>
           <w:text/>
         </w:sdtPr>
+        <w:sdtEndPr/>
         <w:sdtContent>
           <w:tc>
             <w:tcPr>
@@ -2651,17 +2690,17 @@
   </w:font>
   <w:font w:name="Times New Roman">
     <w:panose1 w:val="02020603050405020304"/>
-    <w:charset w:val="EE"/>
+    <w:charset w:val="00"/>
     <w:family w:val="roman"/>
     <w:pitch w:val="variable"/>
     <w:sig w:usb0="E0002EFF" w:usb1="C000785B" w:usb2="00000009" w:usb3="00000000" w:csb0="000001FF" w:csb1="00000000"/>
   </w:font>
   <w:font w:name="Calibri">
     <w:panose1 w:val="020F0502020204030204"/>
-    <w:charset w:val="EE"/>
+    <w:charset w:val="00"/>
     <w:family w:val="swiss"/>
     <w:pitch w:val="variable"/>
-    <w:sig w:usb0="E4002EFF" w:usb1="C000247B" w:usb2="00000009" w:usb3="00000000" w:csb0="000001FF" w:csb1="00000000"/>
+    <w:sig w:usb0="E4002EFF" w:usb1="C200247B" w:usb2="00000009" w:usb3="00000000" w:csb0="000001FF" w:csb1="00000000"/>
   </w:font>
   <w:font w:name="IDAutomationHC39M">
     <w:altName w:val="Cambria"/>
@@ -2711,6 +2750,7 @@
     <w:rsid w:val="00A40009"/>
     <w:rsid w:val="00A861C5"/>
     <w:rsid w:val="00C33300"/>
+    <w:rsid w:val="00CA6CDC"/>
     <w:rsid w:val="00CF1395"/>
     <w:rsid w:val="00D31531"/>
     <w:rsid w:val="00D40AF5"/>
@@ -2738,8 +2778,8 @@
   </m:mathPr>
   <w:themeFontLang w:val="en-GB"/>
   <w:clrSchemeMapping w:bg1="light1" w:t1="dark1" w:bg2="light2" w:t2="dark2" w:accent1="accent1" w:accent2="accent2" w:accent3="accent3" w:accent4="accent4" w:accent5="accent5" w:accent6="accent6" w:hyperlink="hyperlink" w:followedHyperlink="followedHyperlink"/>
-  <w:decimalSymbol w:val=","/>
-  <w:listSeparator w:val=";"/>
+  <w:decimalSymbol w:val="."/>
+  <w:listSeparator w:val=","/>
   <w15:chartTrackingRefBased/>
 </w:settings>
 </file>
@@ -3507,7 +3547,29 @@
 </a:theme>
 </file>
 
-<file path=customXml/item1.xml>��< ? x m l   v e r s i o n = " 1 . 0 "   e n c o d i n g = " u t f - 1 6 " ? > < N a v W o r d R e p o r t X m l P a r t   x m l n s = " u r n : m i c r o s o f t - d y n a m i c s - n a v / r e p o r t s / M N B _ G e n e r a l _ R e p o r t / 5 0 1 0 2 / " > +<file path=word/webextensions/taskpanes.xml><?xml version="1.0" encoding="utf-8"?>
+<wetp:taskpanes xmlns:wetp="http://schemas.microsoft.com/office/webextensions/taskpanes/2010/11">
+  <wetp:taskpane dockstate="right" visibility="0" width="350" row="1">
+    <wetp:webextensionref xmlns:r="http://schemas.openxmlformats.org/officeDocument/2006/relationships" r:id="rId1"/>
+  </wetp:taskpane>
+</wetp:taskpanes>
+</file>
+
+<file path=word/webextensions/webextension1.xml><?xml version="1.0" encoding="utf-8"?>
+<we:webextension xmlns:we="http://schemas.microsoft.com/office/webextensions/webextension/2010/11" id="{25319D01-8FD4-48E8-8DE2-26F81D1D0620}">
+  <we:reference id="wa200007356" version="2.0.0.0" store="en-GB" storeType="OMEX"/>
+  <we:alternateReferences>
+    <we:reference id="wa200007356" version="2.0.0.0" store="" storeType="OMEX"/>
+  </we:alternateReferences>
+  <we:properties/>
+  <we:bindings/>
+  <we:snapshot xmlns:r="http://schemas.openxmlformats.org/officeDocument/2006/relationships"/>
+</we:webextension>
+</file>
+
+<file path=customXml/item1.xml>��< ? x m l   v e r s i o n = " 1 . 0 "   e n c o d i n g = " u t f - 1 6 " ? > + 
+ < N a v W o r d R e p o r t X m l P a r t   x m l n s = " u r n : m i c r o s o f t - d y n a m i c s - n a v / r e p o r t s / M N B _ G e n e r a l _ R e p o r t / 5 0 1 0 2 / " >   
      < B C R e p o r t I n f o r m a t i o n >   
